--- a/src/report_workflow/templates/reference.docx
+++ b/src/report_workflow/templates/reference.docx
@@ -314,6 +314,7 @@
       </w:r>
     </w:p>
     <w:sectPr>
+      <w:footerReference w:type="default" r:id="rId9"/>
       <w:footnotePr>
         <w:numRestart w:val="eachSect"/>
       </w:footnotePr>
@@ -326,6 +327,26 @@
 
 <file path=word/comments.xml><?xml version="1.0" encoding="utf-8"?>
 <w:comments xmlns:w="http://schemas.openxmlformats.org/wordprocessingml/2006/main" xmlns:m="http://schemas.openxmlformats.org/officeDocument/2006/math" xmlns:r="http://schemas.openxmlformats.org/officeDocument/2006/relationships" xmlns:o="urn:schemas-microsoft-com:office:office" xmlns:v="urn:schemas-microsoft-com:vml" xmlns:w10="urn:schemas-microsoft-com:office:word" xmlns:a="http://schemas.openxmlformats.org/drawingml/2006/main" xmlns:pic="http://schemas.openxmlformats.org/drawingml/2006/picture" xmlns:wp="http://schemas.openxmlformats.org/drawingml/2006/wordprocessingDrawing"/>
+</file>
+
+<file path=word/footer1.xml><?xml version="1.0" encoding="utf-8"?>
+<w:ftr xmlns:m="http://schemas.openxmlformats.org/officeDocument/2006/math" xmlns:mc="http://schemas.openxmlformats.org/markup-compatibility/2006" xmlns:mo="http://schemas.microsoft.com/office/mac/office/2008/main" xmlns:mv="urn:schemas-microsoft-com:mac:vml" xmlns:o="urn:schemas-microsoft-com:office:office" xmlns:r="http://schemas.openxmlformats.org/officeDocument/2006/relationships" xmlns:v="urn:schemas-microsoft-com:vml" xmlns:w10="urn:schemas-microsoft-com:office:word" xmlns:w14="http://schemas.microsoft.com/office/word/2010/wordml" xmlns:w="http://schemas.openxmlformats.org/wordprocessingml/2006/main" xmlns:wne="http://schemas.microsoft.com/office/word/2006/wordml" xmlns:wp14="http://schemas.microsoft.com/office/word/2010/wordprocessingDrawing" xmlns:wp="http://schemas.openxmlformats.org/drawingml/2006/wordprocessingDrawing" xmlns:wpc="http://schemas.microsoft.com/office/word/2010/wordprocessingCanvas" xmlns:wpg="http://schemas.microsoft.com/office/word/2010/wordprocessingGroup" xmlns:wpi="http://schemas.microsoft.com/office/word/2010/wordprocessingInk" xmlns:wps="http://schemas.microsoft.com/office/word/2010/wordprocessingShape" mc:Ignorable="w14 wp14">
+  <w:p>
+    <w:pPr>
+      <w:pStyle w:val="Footer"/>
+      <w:jc w:val="center"/>
+    </w:pPr>
+    <w:r>
+      <w:fldChar w:fldCharType="begin"/>
+    </w:r>
+    <w:r>
+      <w:instrText xml:space="preserve"> PAGE </w:instrText>
+    </w:r>
+    <w:r>
+      <w:fldChar w:fldCharType="end"/>
+    </w:r>
+  </w:p>
+</w:ftr>
 </file>
 
 <file path=word/footnotes.xml><?xml version="1.0" encoding="utf-8"?>
